--- a/agentes/mi-negocio/entregables/repesca-24-10-post-clase-mails.docx
+++ b/agentes/mi-negocio/entregables/repesca-24-10-post-clase-mails.docx
@@ -2,7 +2,7 @@
 <file path=word/document.xml><?xml version="1.0" encoding="utf-8"?>
 <w:document xmlns:w="http://schemas.openxmlformats.org/wordprocessingml/2006/main" xmlns:m="http://schemas.openxmlformats.org/officeDocument/2006/math" xmlns:r="http://schemas.openxmlformats.org/officeDocument/2006/relationships" xmlns:o="urn:schemas-microsoft-com:office:office" xmlns:v="urn:schemas-microsoft-com:vml" xmlns:w10="urn:schemas-microsoft-com:office:word" xmlns:a="http://schemas.openxmlformats.org/drawingml/2006/main" xmlns:pic="http://schemas.openxmlformats.org/drawingml/2006/picture" xmlns:wp="http://schemas.openxmlformats.org/drawingml/2006/wordprocessingDrawing">
   <w:body>
-    <w:bookmarkStart w:id="27" w:name="post-clase--mails--domingo-2510"/>
+    <w:bookmarkStart w:id="26" w:name="post-clase--mails--domingo-2510"/>
     <w:p>
       <w:pPr>
         <w:pStyle w:val="Heading1"/>
@@ -134,16 +134,20 @@
         <w:t xml:space="preserve">[N]</w:t>
       </w:r>
       <w:r>
-        <w:t xml:space="preserve">) y el cierre de Génesis (</w:t>
-      </w:r>
-      <w:r>
-        <w:rPr>
-          <w:rStyle w:val="VerbatimChar"/>
-        </w:rPr>
-        <w:t xml:space="preserve">[CIERRE]</w:t>
-      </w:r>
-      <w:r>
-        <w:t xml:space="preserve">).</w:t>
+        <w:t xml:space="preserve">) y el cierre de Génesis:</w:t>
+      </w:r>
+      <w:r>
+        <w:t xml:space="preserve"> </w:t>
+      </w:r>
+      <w:r>
+        <w:rPr>
+          <w:bCs/>
+          <w:b/>
+        </w:rPr>
+        <w:t xml:space="preserve">hoy, domingo 25, a las 23:59</w:t>
+      </w:r>
+      <w:r>
+        <w:t xml:space="preserve">.</w:t>
       </w:r>
     </w:p>
     <w:p>
@@ -235,24 +239,6 @@
       </w:r>
       <w:r>
         <w:t xml:space="preserve">: lugares que quedan.</w:t>
-      </w:r>
-    </w:p>
-    <w:p>
-      <w:pPr>
-        <w:numPr>
-          <w:ilvl w:val="0"/>
-          <w:numId w:val="1002"/>
-        </w:numPr>
-        <w:pStyle w:val="Compact"/>
-      </w:pPr>
-      <w:r>
-        <w:rPr>
-          <w:rStyle w:val="VerbatimChar"/>
-        </w:rPr>
-        <w:t xml:space="preserve">[CIERRE]</w:t>
-      </w:r>
-      <w:r>
-        <w:t xml:space="preserve">: día y hora del cierre de Génesis para este grupo. Si cierra hoy domingo, se suma el mail de la variante del final.</w:t>
       </w:r>
     </w:p>
     <w:bookmarkEnd w:id="20"/>
@@ -481,6 +467,56 @@
           </w:p>
         </w:tc>
       </w:tr>
+      <w:tr>
+        <w:tc>
+          <w:tcPr/>
+          <w:p>
+            <w:pPr>
+              <w:pStyle w:val="Compact"/>
+              <w:jc w:val="left"/>
+            </w:pPr>
+            <w:r>
+              <w:t xml:space="preserve">P-4</w:t>
+            </w:r>
+          </w:p>
+        </w:tc>
+        <w:tc>
+          <w:tcPr/>
+          <w:p>
+            <w:pPr>
+              <w:pStyle w:val="Compact"/>
+              <w:jc w:val="left"/>
+            </w:pPr>
+            <w:r>
+              <w:t xml:space="preserve">22:30</w:t>
+            </w:r>
+          </w:p>
+        </w:tc>
+        <w:tc>
+          <w:tcPr/>
+          <w:p>
+            <w:pPr>
+              <w:pStyle w:val="Compact"/>
+              <w:jc w:val="left"/>
+            </w:pPr>
+            <w:r>
+              <w:t xml:space="preserve">Cierra en una hora y media</w:t>
+            </w:r>
+          </w:p>
+        </w:tc>
+        <w:tc>
+          <w:tcPr/>
+          <w:p>
+            <w:pPr>
+              <w:pStyle w:val="Compact"/>
+              <w:jc w:val="left"/>
+            </w:pPr>
+            <w:r>
+              <w:t xml:space="preserve">Agenda</w:t>
+            </w:r>
+          </w:p>
+        </w:tc>
+      </w:tr>
     </w:tbl>
     <w:p>
       <w:r>
@@ -601,9 +637,10 @@
       </w:r>
       <w:r>
         <w:rPr>
-          <w:rStyle w:val="VerbatimChar"/>
-        </w:rPr>
-        <w:t xml:space="preserve">[CIERRE]</w:t>
+          <w:bCs/>
+          <w:b/>
+        </w:rPr>
+        <w:t xml:space="preserve">hoy a las 23:59</w:t>
       </w:r>
       <w:r>
         <w:t xml:space="preserve">. Es 1 a 1 conmigo, y la suscripción la instalamos nosotros, al lado de lo que ya vendés. Antes de entrar lo vemos con tus números en una llamada.</w:t>
@@ -767,19 +804,7 @@
         <w:pStyle w:val="BlockText"/>
       </w:pPr>
       <w:r>
-        <w:t xml:space="preserve">Génesis cierra</w:t>
-      </w:r>
-      <w:r>
-        <w:t xml:space="preserve"> </w:t>
-      </w:r>
-      <w:r>
-        <w:rPr>
-          <w:rStyle w:val="VerbatimChar"/>
-        </w:rPr>
-        <w:t xml:space="preserve">[CIERRE]</w:t>
-      </w:r>
-      <w:r>
-        <w:t xml:space="preserve">.</w:t>
+        <w:t xml:space="preserve">Génesis cierra hoy a las 23:59.</w:t>
       </w:r>
     </w:p>
     <w:p>
@@ -838,7 +863,7 @@
         <w:t xml:space="preserve"> </w:t>
       </w:r>
       <w:r>
-        <w:t xml:space="preserve">Génesis cierra [CIERRE].</w:t>
+        <w:t xml:space="preserve">Génesis cierra hoy a las 23:59.</w:t>
       </w:r>
     </w:p>
     <w:p>
@@ -923,19 +948,7 @@
         <w:pStyle w:val="BlockText"/>
       </w:pPr>
       <w:r>
-        <w:t xml:space="preserve">Cierra</w:t>
-      </w:r>
-      <w:r>
-        <w:t xml:space="preserve"> </w:t>
-      </w:r>
-      <w:r>
-        <w:rPr>
-          <w:rStyle w:val="VerbatimChar"/>
-        </w:rPr>
-        <w:t xml:space="preserve">[CIERRE]</w:t>
-      </w:r>
-      <w:r>
-        <w:t xml:space="preserve">.</w:t>
+        <w:t xml:space="preserve">Cierra hoy a las 23:59.</w:t>
       </w:r>
     </w:p>
     <w:p>
@@ -954,42 +967,10 @@
       </w:r>
     </w:p>
     <w:bookmarkEnd w:id="24"/>
-    <w:bookmarkStart w:id="26" w:name="Xe28218f62cc5b037e1b257ca16842d73b435f36"/>
+    <w:bookmarkStart w:id="25" w:name="p-4--domingo-25--2230"/>
     <w:p>
       <w:pPr>
         <w:pStyle w:val="Heading2"/>
-      </w:pPr>
-      <w:r>
-        <w:t xml:space="preserve">Variante: si Génesis cierra hoy, domingo 25, a las 23:59</w:t>
-      </w:r>
-    </w:p>
-    <w:p>
-      <w:pPr>
-        <w:pStyle w:val="FirstParagraph"/>
-      </w:pPr>
-      <w:r>
-        <w:t xml:space="preserve">Los 3 mails de arriba con</w:t>
-      </w:r>
-      <w:r>
-        <w:t xml:space="preserve"> </w:t>
-      </w:r>
-      <w:r>
-        <w:rPr>
-          <w:rStyle w:val="VerbatimChar"/>
-        </w:rPr>
-        <w:t xml:space="preserve">[CIERRE]</w:t>
-      </w:r>
-      <w:r>
-        <w:t xml:space="preserve"> </w:t>
-      </w:r>
-      <w:r>
-        <w:t xml:space="preserve">= "hoy a las 23:59", y se suma este:</w:t>
-      </w:r>
-    </w:p>
-    <w:bookmarkStart w:id="25" w:name="p-4--domingo-25--2230"/>
-    <w:p>
-      <w:pPr>
-        <w:pStyle w:val="Heading3"/>
       </w:pPr>
       <w:r>
         <w:t xml:space="preserve">P-4 · Domingo 25 · 22:30</w:t>
@@ -1084,7 +1065,6 @@
     </w:p>
     <w:bookmarkEnd w:id="25"/>
     <w:bookmarkEnd w:id="26"/>
-    <w:bookmarkEnd w:id="27"/>
     <w:sectPr/>
   </w:body>
 </w:document>

--- a/agentes/mi-negocio/entregables/repesca-24-10-post-clase-mails.docx
+++ b/agentes/mi-negocio/entregables/repesca-24-10-post-clase-mails.docx
@@ -2,7 +2,7 @@
 <file path=word/document.xml><?xml version="1.0" encoding="utf-8"?>
 <w:document xmlns:w="http://schemas.openxmlformats.org/wordprocessingml/2006/main" xmlns:m="http://schemas.openxmlformats.org/officeDocument/2006/math" xmlns:r="http://schemas.openxmlformats.org/officeDocument/2006/relationships" xmlns:o="urn:schemas-microsoft-com:office:office" xmlns:v="urn:schemas-microsoft-com:vml" xmlns:w10="urn:schemas-microsoft-com:office:word" xmlns:a="http://schemas.openxmlformats.org/drawingml/2006/main" xmlns:pic="http://schemas.openxmlformats.org/drawingml/2006/picture" xmlns:wp="http://schemas.openxmlformats.org/drawingml/2006/wordprocessingDrawing">
   <w:body>
-    <w:bookmarkStart w:id="26" w:name="post-clase--mails--domingo-2510"/>
+    <w:bookmarkStart w:id="27" w:name="post-clase--mails--domingo-2510"/>
     <w:p>
       <w:pPr>
         <w:pStyle w:val="Heading1"/>
@@ -28,7 +28,7 @@
         <w:t xml:space="preserve">), pero cada mail se sostiene solo.</w:t>
       </w:r>
     </w:p>
-    <w:bookmarkStart w:id="20" w:name="reglas"/>
+    <w:bookmarkStart w:id="21" w:name="reglas"/>
     <w:p>
       <w:pPr>
         <w:pStyle w:val="Heading2"/>
@@ -125,16 +125,7 @@
         <w:t xml:space="preserve"> </w:t>
       </w:r>
       <w:r>
-        <w:t xml:space="preserve">los lugares que quedan (</w:t>
-      </w:r>
-      <w:r>
-        <w:rPr>
-          <w:rStyle w:val="VerbatimChar"/>
-        </w:rPr>
-        <w:t xml:space="preserve">[N]</w:t>
-      </w:r>
-      <w:r>
-        <w:t xml:space="preserve">) y el cierre de Génesis:</w:t>
+        <w:t xml:space="preserve">los lugares que quedan (4; si se cierra una venta durante el día, bajarlo en los mensajes que siguen) y el cierre de Génesis:</w:t>
       </w:r>
       <w:r>
         <w:t xml:space="preserve"> </w:t>
@@ -192,12 +183,14 @@
         </w:numPr>
         <w:pStyle w:val="Compact"/>
       </w:pPr>
-      <w:r>
-        <w:rPr>
-          <w:rStyle w:val="VerbatimChar"/>
-        </w:rPr>
-        <w:t xml:space="preserve">[LINK REPLAY]</w:t>
-      </w:r>
+      <w:hyperlink r:id="rId20">
+        <w:r>
+          <w:rPr>
+            <w:rStyle w:val="Hyperlink"/>
+          </w:rPr>
+          <w:t xml:space="preserve">https://applygenesis.com/replay</w:t>
+        </w:r>
+      </w:hyperlink>
       <w:r>
         <w:t xml:space="preserve"> </w:t>
       </w:r>
@@ -223,26 +216,8 @@
         <w:t xml:space="preserve">.</w:t>
       </w:r>
     </w:p>
-    <w:p>
-      <w:pPr>
-        <w:numPr>
-          <w:ilvl w:val="0"/>
-          <w:numId w:val="1002"/>
-        </w:numPr>
-        <w:pStyle w:val="Compact"/>
-      </w:pPr>
-      <w:r>
-        <w:rPr>
-          <w:rStyle w:val="VerbatimChar"/>
-        </w:rPr>
-        <w:t xml:space="preserve">[N]</w:t>
-      </w:r>
-      <w:r>
-        <w:t xml:space="preserve">: lugares que quedan.</w:t>
-      </w:r>
-    </w:p>
-    <w:bookmarkEnd w:id="20"/>
-    <w:bookmarkStart w:id="21" w:name="resumen"/>
+    <w:bookmarkEnd w:id="21"/>
+    <w:bookmarkStart w:id="22" w:name="resumen"/>
     <w:p>
       <w:pPr>
         <w:pStyle w:val="Heading2"/>
@@ -450,7 +425,7 @@
               <w:jc w:val="left"/>
             </w:pPr>
             <w:r>
-              <w:t xml:space="preserve">Quedan [N] lugares</w:t>
+              <w:t xml:space="preserve">Quedan 4 lugares</w:t>
             </w:r>
           </w:p>
         </w:tc>
@@ -525,8 +500,8 @@
         </w:pict>
       </w:r>
     </w:p>
-    <w:bookmarkEnd w:id="21"/>
-    <w:bookmarkStart w:id="22" w:name="p-1--domingo-25--0900"/>
+    <w:bookmarkEnd w:id="22"/>
+    <w:bookmarkStart w:id="23" w:name="p-1--domingo-25--0900"/>
     <w:p>
       <w:pPr>
         <w:pStyle w:val="Heading2"/>
@@ -599,23 +574,14 @@
       <w:r>
         <w:t xml:space="preserve"> </w:t>
       </w:r>
-      <w:r>
-        <w:rPr>
-          <w:rStyle w:val="VerbatimChar"/>
-        </w:rPr>
-        <w:t xml:space="preserve">[LINK REPLAY]</w:t>
-      </w:r>
-    </w:p>
-    <w:p>
-      <w:pPr>
-        <w:pStyle w:val="BlockText"/>
-      </w:pPr>
-      <w:r>
-        <w:rPr>
-          <w:rStyle w:val="VerbatimChar"/>
-        </w:rPr>
-        <w:t xml:space="preserve">[CONFIRMAR: hasta cuándo está. Si se baja, decirlo acá con la hora real.]</w:t>
-      </w:r>
+      <w:hyperlink r:id="rId20">
+        <w:r>
+          <w:rPr>
+            <w:rStyle w:val="Hyperlink"/>
+          </w:rPr>
+          <w:t xml:space="preserve">https://applygenesis.com/replay</w:t>
+        </w:r>
+      </w:hyperlink>
     </w:p>
     <w:p>
       <w:pPr>
@@ -678,8 +644,8 @@
         </w:pict>
       </w:r>
     </w:p>
-    <w:bookmarkEnd w:id="22"/>
-    <w:bookmarkStart w:id="23" w:name="p-2--domingo-25--1400"/>
+    <w:bookmarkEnd w:id="23"/>
+    <w:bookmarkStart w:id="24" w:name="p-2--domingo-25--1400"/>
     <w:p>
       <w:pPr>
         <w:pStyle w:val="Heading2"/>
@@ -822,8 +788,8 @@
         </w:pict>
       </w:r>
     </w:p>
-    <w:bookmarkEnd w:id="23"/>
-    <w:bookmarkStart w:id="24" w:name="p-3--domingo-25--2000"/>
+    <w:bookmarkEnd w:id="24"/>
+    <w:bookmarkStart w:id="25" w:name="p-3--domingo-25--2000"/>
     <w:p>
       <w:pPr>
         <w:pStyle w:val="Heading2"/>
@@ -847,7 +813,7 @@
         <w:t xml:space="preserve"> </w:t>
       </w:r>
       <w:r>
-        <w:t xml:space="preserve">Quedan [N] lugares</w:t>
+        <w:t xml:space="preserve">Quedan 4 lugares</w:t>
       </w:r>
       <w:r>
         <w:t xml:space="preserve"> </w:t>
@@ -889,7 +855,7 @@
           <w:bCs/>
           <w:b/>
         </w:rPr>
-        <w:t xml:space="preserve">[N] lugares</w:t>
+        <w:t xml:space="preserve">4 lugares</w:t>
       </w:r>
       <w:r>
         <w:t xml:space="preserve"> </w:t>
@@ -966,8 +932,8 @@
         </w:pict>
       </w:r>
     </w:p>
-    <w:bookmarkEnd w:id="24"/>
-    <w:bookmarkStart w:id="25" w:name="p-4--domingo-25--2230"/>
+    <w:bookmarkEnd w:id="25"/>
+    <w:bookmarkStart w:id="26" w:name="p-4--domingo-25--2230"/>
     <w:p>
       <w:pPr>
         <w:pStyle w:val="Heading2"/>
@@ -1063,8 +1029,8 @@
         <w:t xml:space="preserve">Manu</w:t>
       </w:r>
     </w:p>
-    <w:bookmarkEnd w:id="25"/>
     <w:bookmarkEnd w:id="26"/>
+    <w:bookmarkEnd w:id="27"/>
     <w:sectPr/>
   </w:body>
 </w:document>

--- a/agentes/mi-negocio/entregables/repesca-24-10-post-clase-mails.docx
+++ b/agentes/mi-negocio/entregables/repesca-24-10-post-clase-mails.docx
@@ -183,6 +183,22 @@
         </w:numPr>
         <w:pStyle w:val="Compact"/>
       </w:pPr>
+      <w:r>
+        <w:rPr>
+          <w:bCs/>
+          <w:b/>
+        </w:rPr>
+        <w:t xml:space="preserve">Antes del domingo a las 9:</w:t>
+      </w:r>
+      <w:r>
+        <w:t xml:space="preserve"> </w:t>
+      </w:r>
+      <w:r>
+        <w:t xml:space="preserve">cargar en</w:t>
+      </w:r>
+      <w:r>
+        <w:t xml:space="preserve"> </w:t>
+      </w:r>
       <w:hyperlink r:id="rId20">
         <w:r>
           <w:rPr>
@@ -195,7 +211,7 @@
         <w:t xml:space="preserve"> </w:t>
       </w:r>
       <w:r>
-        <w:t xml:space="preserve">y hasta cuándo está la repetición.</w:t>
+        <w:t xml:space="preserve">el video de la clase del sábado (hoy tiene el del lunes 19).</w:t>
       </w:r>
     </w:p>
     <w:p>

--- a/agentes/mi-negocio/entregables/repesca-24-10-post-clase-mails.docx
+++ b/agentes/mi-negocio/entregables/repesca-24-10-post-clase-mails.docx
@@ -2,7 +2,7 @@
 <file path=word/document.xml><?xml version="1.0" encoding="utf-8"?>
 <w:document xmlns:w="http://schemas.openxmlformats.org/wordprocessingml/2006/main" xmlns:m="http://schemas.openxmlformats.org/officeDocument/2006/math" xmlns:r="http://schemas.openxmlformats.org/officeDocument/2006/relationships" xmlns:o="urn:schemas-microsoft-com:office:office" xmlns:v="urn:schemas-microsoft-com:vml" xmlns:w10="urn:schemas-microsoft-com:office:word" xmlns:a="http://schemas.openxmlformats.org/drawingml/2006/main" xmlns:pic="http://schemas.openxmlformats.org/drawingml/2006/picture" xmlns:wp="http://schemas.openxmlformats.org/drawingml/2006/wordprocessingDrawing">
   <w:body>
-    <w:bookmarkStart w:id="27" w:name="post-clase--mails--domingo-2510"/>
+    <w:bookmarkStart w:id="28" w:name="post-clase--mails--domingo-2510"/>
     <w:p>
       <w:pPr>
         <w:pStyle w:val="Heading1"/>
@@ -28,7 +28,7 @@
         <w:t xml:space="preserve">), pero cada mail se sostiene solo.</w:t>
       </w:r>
     </w:p>
-    <w:bookmarkStart w:id="21" w:name="reglas"/>
+    <w:bookmarkStart w:id="22" w:name="reglas"/>
     <w:p>
       <w:pPr>
         <w:pStyle w:val="Heading2"/>
@@ -94,16 +94,18 @@
         <w:t xml:space="preserve"> </w:t>
       </w:r>
       <w:r>
-        <w:t xml:space="preserve">(</w:t>
-      </w:r>
-      <w:r>
-        <w:rPr>
-          <w:rStyle w:val="VerbatimChar"/>
-        </w:rPr>
-        <w:t xml:space="preserve">[LINK AGENDA]</w:t>
-      </w:r>
-      <w:r>
-        <w:t xml:space="preserve">). Sin precio y sin link de pago.</w:t>
+        <w:t xml:space="preserve">con el formulario de aplicación (</w:t>
+      </w:r>
+      <w:hyperlink r:id="rId20">
+        <w:r>
+          <w:rPr>
+            <w:rStyle w:val="Hyperlink"/>
+          </w:rPr>
+          <w:t xml:space="preserve">https://applygenesis.com/aplication?utm_source=email&amp;utm_medium=post-clase&amp;utm_campaign=genesis-24-10</w:t>
+        </w:r>
+      </w:hyperlink>
+      <w:r>
+        <w:t xml:space="preserve">): el lead aplica y agenda. Sin precio y sin link de pago.</w:t>
       </w:r>
     </w:p>
     <w:p>
@@ -172,7 +174,7 @@
           <w:bCs/>
           <w:b/>
         </w:rPr>
-        <w:t xml:space="preserve">Datos a completar antes de mandar:</w:t>
+        <w:t xml:space="preserve">Antes de mandar:</w:t>
       </w:r>
     </w:p>
     <w:p>
@@ -199,7 +201,7 @@
       <w:r>
         <w:t xml:space="preserve"> </w:t>
       </w:r>
-      <w:hyperlink r:id="rId20">
+      <w:hyperlink r:id="rId21">
         <w:r>
           <w:rPr>
             <w:rStyle w:val="Hyperlink"/>
@@ -214,26 +216,8 @@
         <w:t xml:space="preserve">el video de la clase del sábado (hoy tiene el del lunes 19).</w:t>
       </w:r>
     </w:p>
-    <w:p>
-      <w:pPr>
-        <w:numPr>
-          <w:ilvl w:val="0"/>
-          <w:numId w:val="1002"/>
-        </w:numPr>
-        <w:pStyle w:val="Compact"/>
-      </w:pPr>
-      <w:r>
-        <w:rPr>
-          <w:rStyle w:val="VerbatimChar"/>
-        </w:rPr>
-        <w:t xml:space="preserve">[LINK AGENDA]</w:t>
-      </w:r>
-      <w:r>
-        <w:t xml:space="preserve">.</w:t>
-      </w:r>
-    </w:p>
-    <w:bookmarkEnd w:id="21"/>
-    <w:bookmarkStart w:id="22" w:name="resumen"/>
+    <w:bookmarkEnd w:id="22"/>
+    <w:bookmarkStart w:id="23" w:name="resumen"/>
     <w:p>
       <w:pPr>
         <w:pStyle w:val="Heading2"/>
@@ -516,8 +500,8 @@
         </w:pict>
       </w:r>
     </w:p>
-    <w:bookmarkEnd w:id="22"/>
-    <w:bookmarkStart w:id="23" w:name="p-1--domingo-25--0900"/>
+    <w:bookmarkEnd w:id="23"/>
+    <w:bookmarkStart w:id="24" w:name="p-1--domingo-25--0900"/>
     <w:p>
       <w:pPr>
         <w:pStyle w:val="Heading2"/>
@@ -590,7 +574,7 @@
       <w:r>
         <w:t xml:space="preserve"> </w:t>
       </w:r>
-      <w:hyperlink r:id="rId20">
+      <w:hyperlink r:id="rId21">
         <w:r>
           <w:rPr>
             <w:rStyle w:val="Hyperlink"/>
@@ -646,12 +630,14 @@
       <w:r>
         <w:t xml:space="preserve"> </w:t>
       </w:r>
-      <w:r>
-        <w:rPr>
-          <w:rStyle w:val="VerbatimChar"/>
-        </w:rPr>
-        <w:t xml:space="preserve">[LINK AGENDA]</w:t>
-      </w:r>
+      <w:hyperlink r:id="rId20">
+        <w:r>
+          <w:rPr>
+            <w:rStyle w:val="Hyperlink"/>
+          </w:rPr>
+          <w:t xml:space="preserve">https://applygenesis.com/aplication?utm_source=email&amp;utm_medium=post-clase&amp;utm_campaign=genesis-24-10</w:t>
+        </w:r>
+      </w:hyperlink>
     </w:p>
     <w:p>
       <w:r>
@@ -660,8 +646,8 @@
         </w:pict>
       </w:r>
     </w:p>
-    <w:bookmarkEnd w:id="23"/>
-    <w:bookmarkStart w:id="24" w:name="p-2--domingo-25--1400"/>
+    <w:bookmarkEnd w:id="24"/>
+    <w:bookmarkStart w:id="25" w:name="p-2--domingo-25--1400"/>
     <w:p>
       <w:pPr>
         <w:pStyle w:val="Heading2"/>
@@ -774,12 +760,14 @@
       <w:r>
         <w:t xml:space="preserve"> </w:t>
       </w:r>
-      <w:r>
-        <w:rPr>
-          <w:rStyle w:val="VerbatimChar"/>
-        </w:rPr>
-        <w:t xml:space="preserve">[LINK AGENDA]</w:t>
-      </w:r>
+      <w:hyperlink r:id="rId20">
+        <w:r>
+          <w:rPr>
+            <w:rStyle w:val="Hyperlink"/>
+          </w:rPr>
+          <w:t xml:space="preserve">https://applygenesis.com/aplication?utm_source=email&amp;utm_medium=post-clase&amp;utm_campaign=genesis-24-10</w:t>
+        </w:r>
+      </w:hyperlink>
     </w:p>
     <w:p>
       <w:pPr>
@@ -804,8 +792,8 @@
         </w:pict>
       </w:r>
     </w:p>
-    <w:bookmarkEnd w:id="24"/>
-    <w:bookmarkStart w:id="25" w:name="p-3--domingo-25--2000"/>
+    <w:bookmarkEnd w:id="25"/>
+    <w:bookmarkStart w:id="26" w:name="p-3--domingo-25--2000"/>
     <w:p>
       <w:pPr>
         <w:pStyle w:val="Heading2"/>
@@ -918,12 +906,14 @@
       <w:r>
         <w:t xml:space="preserve"> </w:t>
       </w:r>
-      <w:r>
-        <w:rPr>
-          <w:rStyle w:val="VerbatimChar"/>
-        </w:rPr>
-        <w:t xml:space="preserve">[LINK AGENDA]</w:t>
-      </w:r>
+      <w:hyperlink r:id="rId20">
+        <w:r>
+          <w:rPr>
+            <w:rStyle w:val="Hyperlink"/>
+          </w:rPr>
+          <w:t xml:space="preserve">https://applygenesis.com/aplication?utm_source=email&amp;utm_medium=post-clase&amp;utm_campaign=genesis-24-10</w:t>
+        </w:r>
+      </w:hyperlink>
     </w:p>
     <w:p>
       <w:pPr>
@@ -948,8 +938,8 @@
         </w:pict>
       </w:r>
     </w:p>
-    <w:bookmarkEnd w:id="25"/>
-    <w:bookmarkStart w:id="26" w:name="p-4--domingo-25--2230"/>
+    <w:bookmarkEnd w:id="26"/>
+    <w:bookmarkStart w:id="27" w:name="p-4--domingo-25--2230"/>
     <w:p>
       <w:pPr>
         <w:pStyle w:val="Heading2"/>
@@ -1030,12 +1020,14 @@
       <w:r>
         <w:t xml:space="preserve"> </w:t>
       </w:r>
-      <w:r>
-        <w:rPr>
-          <w:rStyle w:val="VerbatimChar"/>
-        </w:rPr>
-        <w:t xml:space="preserve">[LINK AGENDA]</w:t>
-      </w:r>
+      <w:hyperlink r:id="rId20">
+        <w:r>
+          <w:rPr>
+            <w:rStyle w:val="Hyperlink"/>
+          </w:rPr>
+          <w:t xml:space="preserve">https://applygenesis.com/aplication?utm_source=email&amp;utm_medium=post-clase&amp;utm_campaign=genesis-24-10</w:t>
+        </w:r>
+      </w:hyperlink>
     </w:p>
     <w:p>
       <w:pPr>
@@ -1045,8 +1037,8 @@
         <w:t xml:space="preserve">Manu</w:t>
       </w:r>
     </w:p>
-    <w:bookmarkEnd w:id="26"/>
     <w:bookmarkEnd w:id="27"/>
+    <w:bookmarkEnd w:id="28"/>
     <w:sectPr/>
   </w:body>
 </w:document>
